--- a/NetworkModuleTest/Docs/Reports/NetworkAsyncDBReport/Network_Async_DB_Report.docx
+++ b/NetworkModuleTest/Docs/Reports/NetworkAsyncDBReport/Network_Async_DB_Report.docx
@@ -9918,32 +9918,6 @@
           <w:sz w:val="19"/>
         </w:rPr>
         <w:t>Server/DBServer/src/ServerLatencyManager.cpp</w:t>
-      </w:r>
-    </w:p>
-    <w:p>
-      <w:pPr>
-        <w:pBdr>
-          <w:left w:val="single" w:sz="6" w:space="4" w:color="90A4AE"/>
-        </w:pBdr>
-        <w:shd w:val="clear" w:color="auto" w:fill="F5F5F5"/>
-        <w:spacing w:before="40" w:after="40"/>
-        <w:ind w:left="340"/>
-      </w:pPr>
-      <w:r>
-        <w:rPr>
-          <w:rFonts w:ascii="Consolas" w:eastAsia="Consolas" w:hAnsi="Consolas"/>
-          <w:b/>
-          <w:color w:val="37474F"/>
-          <w:sz w:val="19"/>
-        </w:rPr>
-        <w:t>Server/DBServer/src/DBServer.cpp</w:t>
-      </w:r>
-      <w:r>
-        <w:rPr>
-          <w:color w:val="757575"/>
-          <w:sz w:val="18"/>
-        </w:rPr>
-        <w:t xml:space="preserve">  — 실험 경로</w:t>
       </w:r>
     </w:p>
     <w:p>
